--- a/📘 GUÍA INSTITUCIONAL.docx
+++ b/📘 GUÍA INSTITUCIONAL.docx
@@ -1057,17 +1057,76 @@
         <w:pStyle w:val="Ttulo2"/>
       </w:pPr>
       <w:r>
-        <w:t>Especificaciones Forenses V4.0</w:t>
-      </w:r>
-    </w:p>
-    <w:p>
-      <w:r>
-        <w:t>La versión 4.0 integra el motor Grammatical Turn Engine V40, el cual garantiza la integridad de la diarización mediante el análisis sintáctico de las interrogaciones, asignando automáticamente las respuestas a la víctima y las preguntas al profesional psicólogo/a.</w:t>
+        <w:t>Especificaciones Forenses Versión 1.0</w:t>
+      </w:r>
+    </w:p>
+    <w:p>
+      <w:r>
+        <w:t>La versión 4.0 integra el motor Grammatical Turn Engine Versión 1.0, el cual garantiza la integridad de la diarización mediante el análisis sintáctico de las interrogaciones, asignando automáticamente las respuestas a la víctima y las preguntas al profesional psicólogo/a.</w:t>
       </w:r>
     </w:p>
     <w:p>
       <w:r>
         <w:t>Se incluye el Lexicón OSM Tarija para la normalización de direcciones y barrios institucionales.</w:t>
+      </w:r>
+    </w:p>
+    <w:p>
+      <w:r>
+        <w:br w:type="page"/>
+      </w:r>
+    </w:p>
+    <w:p>
+      <w:pPr>
+        <w:pStyle w:val="Ttulo1"/>
+      </w:pPr>
+      <w:r>
+        <w:t>CONFIGURACIÓN DEL TOKEN (HUGGING FACE)</w:t>
+      </w:r>
+    </w:p>
+    <w:p>
+      <w:r>
+        <w:t>Para que el sistema pueda identificar voces automáticamente (Diarización), es obligatorio configurar un Token de acceso de Hugging Face. Este proceso es GRATUITO y solo se realiza una vez.</w:t>
+      </w:r>
+    </w:p>
+    <w:p>
+      <w:pPr>
+        <w:pStyle w:val="Ttulo2"/>
+      </w:pPr>
+      <w:r>
+        <w:t>Pasos para obtener el Token:</w:t>
+      </w:r>
+    </w:p>
+    <w:p>
+      <w:r>
+        <w:t>• Cree una cuenta gratuita en https://huggingface.co</w:t>
+      </w:r>
+    </w:p>
+    <w:p>
+      <w:r>
+        <w:t>• Inicie sesión y acepte las condiciones de uso en: https://huggingface.co/pyannote/speaker-diarization-3.1</w:t>
+      </w:r>
+    </w:p>
+    <w:p>
+      <w:r>
+        <w:t>• Vaya a su Perfil &gt; Settings &gt; Access Tokens.</w:t>
+      </w:r>
+    </w:p>
+    <w:p>
+      <w:r>
+        <w:t>• Haga clic en New token (Tipo Read) y copie el código generado.</w:t>
+      </w:r>
+    </w:p>
+    <w:p>
+      <w:pPr>
+        <w:pStyle w:val="Ttulo2"/>
+      </w:pPr>
+      <w:r>
+        <w:t>Ingreso en el Programa:</w:t>
+      </w:r>
+    </w:p>
+    <w:p>
+      <w:r>
+        <w:t>Haga clic en el icono de engranaje (⚙) en la parte superior de la aplicación. Pegue el código copiado y presione Guardar.</w:t>
       </w:r>
     </w:p>
     <w:sectPr>

--- a/📘 GUÍA INSTITUCIONAL.docx
+++ b/📘 GUÍA INSTITUCIONAL.docx
@@ -101,21 +101,12 @@
       <w:r>
         <w:t xml:space="preserve">El sistema utiliza tecnologías avanzadas de reconocimiento de voz basadas en </w:t>
       </w:r>
-      <w:proofErr w:type="spellStart"/>
-      <w:r>
-        <w:rPr>
-          <w:b/>
-          <w:bCs/>
-        </w:rPr>
-        <w:t>OpenAI</w:t>
-      </w:r>
-      <w:proofErr w:type="spellEnd"/>
-      <w:r>
-        <w:rPr>
-          <w:b/>
-          <w:bCs/>
-        </w:rPr>
-        <w:t xml:space="preserve"> Whisper</w:t>
+      <w:r>
+        <w:rPr>
+          <w:b/>
+          <w:bCs/>
+        </w:rPr>
+        <w:t>OpenAI Whisper</w:t>
       </w:r>
       <w:r>
         <w:t xml:space="preserve">, integradas en una </w:t>
@@ -572,7 +563,6 @@
           <w:b/>
           <w:bCs/>
         </w:rPr>
-        <w:lastRenderedPageBreak/>
         <w:t>5. Seguridad y Control</w:t>
       </w:r>
     </w:p>
@@ -671,6 +661,7 @@
         <w:rPr>
           <w:rFonts w:ascii="Segoe UI Emoji" w:hAnsi="Segoe UI Emoji" w:cs="Segoe UI Emoji"/>
         </w:rPr>
+        <w:lastRenderedPageBreak/>
         <w:t>🔒</w:t>
       </w:r>
       <w:r>
@@ -760,14 +751,7 @@
         <w:jc w:val="both"/>
       </w:pPr>
       <w:r>
-        <w:lastRenderedPageBreak/>
-        <w:t>El "Transcriptor" es una aplicación de escritorio en Python para transcribir audio a texto en español, diseñada para</w:t>
-      </w:r>
-      <w:r>
-        <w:t xml:space="preserve"> </w:t>
-      </w:r>
-      <w:r>
-        <w:t>uso institucional.</w:t>
+        <w:t>El "Transcriptor" es una aplicación de escritorio en Python para transcribir audio a texto en español, diseñada para uso institucional.</w:t>
       </w:r>
     </w:p>
     <w:p>
@@ -803,45 +787,7 @@
         <w:t>Interfaz (GUI):</w:t>
       </w:r>
       <w:r>
-        <w:t xml:space="preserve"> Una interfaz gráfica (</w:t>
-      </w:r>
-      <w:proofErr w:type="spellStart"/>
-      <w:r>
-        <w:t>Tkinter</w:t>
-      </w:r>
-      <w:proofErr w:type="spellEnd"/>
-      <w:r>
-        <w:t xml:space="preserve">, optimizada para </w:t>
-      </w:r>
-      <w:proofErr w:type="spellStart"/>
-      <w:r>
-        <w:t>HiDPI</w:t>
-      </w:r>
-      <w:proofErr w:type="spellEnd"/>
-      <w:r>
-        <w:t>) permite al usuario seleccionar audios, elegir una plantilla DOCX opcional, seleccionar el modelo Whisper (</w:t>
-      </w:r>
-      <w:proofErr w:type="spellStart"/>
-      <w:r>
-        <w:t>small</w:t>
-      </w:r>
-      <w:proofErr w:type="spellEnd"/>
-      <w:r>
-        <w:t xml:space="preserve">, </w:t>
-      </w:r>
-      <w:proofErr w:type="spellStart"/>
-      <w:r>
-        <w:t>medium</w:t>
-      </w:r>
-      <w:proofErr w:type="spellEnd"/>
-      <w:r>
-        <w:t>, large-v3) y ver el progreso en</w:t>
-      </w:r>
-      <w:r>
-        <w:t xml:space="preserve"> </w:t>
-      </w:r>
-      <w:r>
-        <w:t>tiempo real. La interfaz bloquea controles durante la transcripción y confirma el cierre si hay procesos activos.</w:t>
+        <w:t xml:space="preserve"> Una interfaz gráfica (Tkinter, optimizada para HiDPI) permite al usuario seleccionar audios, elegir una plantilla DOCX opcional, seleccionar el modelo Whisper (small, medium, large-v3) y ver el progreso en tiempo real. La interfaz bloquea controles durante la transcripción y confirma el cierre si hay procesos activos.</w:t>
       </w:r>
     </w:p>
     <w:p>
@@ -870,15 +816,7 @@
         <w:jc w:val="both"/>
       </w:pPr>
       <w:r>
-        <w:t xml:space="preserve">       * Utiliza modelos avanzados de </w:t>
-      </w:r>
-      <w:proofErr w:type="spellStart"/>
-      <w:r>
-        <w:t>OpenAI</w:t>
-      </w:r>
-      <w:proofErr w:type="spellEnd"/>
-      <w:r>
-        <w:t xml:space="preserve"> Whisper para la conversión de voz a texto.</w:t>
+        <w:t xml:space="preserve">       * Utiliza modelos avanzados de OpenAI Whisper para la conversión de voz a texto.</w:t>
       </w:r>
     </w:p>
     <w:p>
@@ -886,30 +824,7 @@
         <w:jc w:val="both"/>
       </w:pPr>
       <w:r>
-        <w:t xml:space="preserve">       * </w:t>
-      </w:r>
-      <w:r>
-        <w:t>F</w:t>
-      </w:r>
-      <w:r>
-        <w:t>aster-</w:t>
-      </w:r>
-      <w:r>
-        <w:t>W</w:t>
-      </w:r>
-      <w:r>
-        <w:t xml:space="preserve">hisper y </w:t>
-      </w:r>
-      <w:proofErr w:type="spellStart"/>
-      <w:r>
-        <w:t>P</w:t>
-      </w:r>
-      <w:r>
-        <w:t>yannote.audio</w:t>
-      </w:r>
-      <w:proofErr w:type="spellEnd"/>
-      <w:r>
-        <w:t xml:space="preserve"> se usan para una transcripción eficiente y la identificación de hablantes.</w:t>
+        <w:t xml:space="preserve">       * Faster-Whisper y Pyannote.audio se usan para una transcripción eficiente y la identificación de hablantes.</w:t>
       </w:r>
     </w:p>
     <w:p>
@@ -921,15 +836,7 @@
         <w:t xml:space="preserve">    </w:t>
       </w:r>
       <w:r>
-        <w:t xml:space="preserve">* La tarea principal de transcripción se ejecuta en un proceso separado en segundo plano (`worker.py`) (usando </w:t>
-      </w:r>
-      <w:proofErr w:type="spellStart"/>
-      <w:r>
-        <w:t>multiprocessing</w:t>
-      </w:r>
-      <w:proofErr w:type="spellEnd"/>
-      <w:r>
-        <w:t>), para que la interfaz siga siendo fluida.</w:t>
+        <w:t>* La tarea principal de transcripción se ejecuta en un proceso separado en segundo plano (`worker.py`) (usando multiprocessing), para que la interfaz siga siendo fluida.</w:t>
       </w:r>
     </w:p>
     <w:p>
@@ -995,15 +902,7 @@
         <w:jc w:val="both"/>
       </w:pPr>
       <w:r>
-        <w:t xml:space="preserve">       * La aplicación es portable y se inicia sin consola (a menudo mediante un script </w:t>
-      </w:r>
-      <w:proofErr w:type="spellStart"/>
-      <w:r>
-        <w:t>VBS</w:t>
-      </w:r>
-      <w:proofErr w:type="spellEnd"/>
-      <w:r>
-        <w:t>), que activa su entorno</w:t>
+        <w:t xml:space="preserve">       * La aplicación es portable y se inicia sin consola (a menudo mediante un script VBS), que activa su entorno</w:t>
       </w:r>
     </w:p>
     <w:p>
@@ -1011,15 +910,7 @@
         <w:jc w:val="both"/>
       </w:pPr>
       <w:r>
-        <w:t xml:space="preserve">         virtual (</w:t>
-      </w:r>
-      <w:proofErr w:type="spellStart"/>
-      <w:r>
-        <w:t>whisper_env</w:t>
-      </w:r>
-      <w:proofErr w:type="spellEnd"/>
-      <w:r>
-        <w:t>) y lanza la GUI.</w:t>
+        <w:t xml:space="preserve">         virtual (whisper_env) y lanza la GUI.</w:t>
       </w:r>
     </w:p>
     <w:p>
@@ -1035,19 +926,11 @@
         <w:jc w:val="both"/>
       </w:pPr>
       <w:r>
-        <w:t>En resumen, es una herramienta robusta y fácil de usar para transformar audio en español a texto, con</w:t>
-      </w:r>
-      <w:r>
-        <w:t xml:space="preserve"> </w:t>
-      </w:r>
-      <w:r>
-        <w:t xml:space="preserve">enfoque </w:t>
-      </w:r>
-      <w:proofErr w:type="gramStart"/>
-      <w:r>
-        <w:t>en  calidad</w:t>
-      </w:r>
-      <w:proofErr w:type="gramEnd"/>
+        <w:t xml:space="preserve">En resumen, es una herramienta robusta y fácil de usar para transformar audio en español a texto, con enfoque </w:t>
+      </w:r>
+      <w:r>
+        <w:t>en calidad</w:t>
+      </w:r>
       <w:r>
         <w:t xml:space="preserve"> institucional y experiencia de usuario.</w:t>
       </w:r>
@@ -1062,7 +945,13 @@
     </w:p>
     <w:p>
       <w:r>
-        <w:t>La versión 4.0 integra el motor Grammatical Turn Engine Versión 1.0, el cual garantiza la integridad de la diarización mediante el análisis sintáctico de las interrogaciones, asignando automáticamente las respuestas a la víctima y las preguntas al profesional psicólogo/a.</w:t>
+        <w:t xml:space="preserve">La versión </w:t>
+      </w:r>
+      <w:r>
+        <w:t>1</w:t>
+      </w:r>
+      <w:r>
+        <w:t>.0 integra el motor Grammatical Turn Engine Versión 1.0, el cual garantiza la integridad de la diarización mediante el análisis sintáctico de las interrogaciones, asignando automáticamente las respuestas a la víctima y las preguntas al profesional psicólogo/a.</w:t>
       </w:r>
     </w:p>
     <w:p>
@@ -1080,6 +969,7 @@
         <w:pStyle w:val="Ttulo1"/>
       </w:pPr>
       <w:r>
+        <w:lastRenderedPageBreak/>
         <w:t>CONFIGURACIÓN DEL TOKEN (HUGGING FACE)</w:t>
       </w:r>
     </w:p>
@@ -1127,6 +1017,33 @@
     <w:p>
       <w:r>
         <w:t>Haga clic en el icono de engranaje (⚙) en la parte superior de la aplicación. Pegue el código copiado y presione Guardar.</w:t>
+      </w:r>
+    </w:p>
+    <w:p>
+      <w:r>
+        <w:br/>
+        <w:t>8. Inteligencia de Datos Aplicada</w:t>
+      </w:r>
+    </w:p>
+    <w:p>
+      <w:r>
+        <w:t>El sistema incorpora motores de normalización de texto de alta precisión:</w:t>
+      </w:r>
+      <w:r>
+        <w:br/>
+        <w:t>- Base Geográfica Tarija: Integración de 1,120 términos de calles y barrios extraídos de OpenStreetMap.</w:t>
+      </w:r>
+      <w:r>
+        <w:br/>
+        <w:t>- Léxico Forense de Personas: Diccionario dinámico de 819 nombres y apellidos basado en el historial de casos atendidos.</w:t>
+      </w:r>
+      <w:r>
+        <w:br/>
+        <w:t>- Siglas y Entidades: Reconocimiento atómico de instituciones y cargos (FELCV, DNA, IDIF, SLIM, DNNA, Fiscal, Psicólogo/a).</w:t>
+      </w:r>
+      <w:r>
+        <w:br/>
+        <w:t>- Optimización O(1): Implementación de búsqueda instantánea de términos mediante mapeo de léxico, garantizando estabilidad y rendimiento en procesos masivos.</w:t>
       </w:r>
     </w:p>
     <w:sectPr>
@@ -2634,6 +2551,7 @@
   <w:style w:type="character" w:default="1" w:styleId="Fuentedeprrafopredeter">
     <w:name w:val="Default Paragraph Font"/>
     <w:uiPriority w:val="1"/>
+    <w:semiHidden/>
     <w:unhideWhenUsed/>
   </w:style>
   <w:style w:type="table" w:default="1" w:styleId="Tablanormal">

--- a/📘 GUÍA INSTITUCIONAL.docx
+++ b/📘 GUÍA INSTITUCIONAL.docx
@@ -1027,23 +1027,7 @@
     </w:p>
     <w:p>
       <w:r>
-        <w:t>El sistema incorpora motores de normalización de texto de alta precisión:</w:t>
-      </w:r>
-      <w:r>
-        <w:br/>
-        <w:t>- Base Geográfica Tarija: Integración de 1,120 términos de calles y barrios extraídos de OpenStreetMap.</w:t>
-      </w:r>
-      <w:r>
-        <w:br/>
-        <w:t>- Léxico Forense de Personas: Diccionario dinámico de 819 nombres y apellidos basado en el historial de casos atendidos.</w:t>
-      </w:r>
-      <w:r>
-        <w:br/>
-        <w:t>- Siglas y Entidades: Reconocimiento atómico de instituciones y cargos (FELCV, DNA, IDIF, SLIM, DNNA, Fiscal, Psicólogo/a).</w:t>
-      </w:r>
-      <w:r>
-        <w:br/>
-        <w:t>- Optimización O(1): Implementación de búsqueda instantánea de términos mediante mapeo de léxico, garantizando estabilidad y rendimiento en procesos masivos.</w:t>
+        <w:t>- Léxico Nacional de Personas: Diccionario dinámico de 934 nombres y apellidos basado en frecuencia nacional e historial regional.</w:t>
       </w:r>
     </w:p>
     <w:sectPr>

--- a/📘 GUÍA INSTITUCIONAL.docx
+++ b/📘 GUÍA INSTITUCIONAL.docx
@@ -101,12 +101,21 @@
       <w:r>
         <w:t xml:space="preserve">El sistema utiliza tecnologías avanzadas de reconocimiento de voz basadas en </w:t>
       </w:r>
-      <w:r>
-        <w:rPr>
-          <w:b/>
-          <w:bCs/>
-        </w:rPr>
-        <w:t>OpenAI Whisper</w:t>
+      <w:proofErr w:type="spellStart"/>
+      <w:r>
+        <w:rPr>
+          <w:b/>
+          <w:bCs/>
+        </w:rPr>
+        <w:t>OpenAI</w:t>
+      </w:r>
+      <w:proofErr w:type="spellEnd"/>
+      <w:r>
+        <w:rPr>
+          <w:b/>
+          <w:bCs/>
+        </w:rPr>
+        <w:t xml:space="preserve"> Whisper</w:t>
       </w:r>
       <w:r>
         <w:t xml:space="preserve">, integradas en una </w:t>
@@ -787,7 +796,39 @@
         <w:t>Interfaz (GUI):</w:t>
       </w:r>
       <w:r>
-        <w:t xml:space="preserve"> Una interfaz gráfica (Tkinter, optimizada para HiDPI) permite al usuario seleccionar audios, elegir una plantilla DOCX opcional, seleccionar el modelo Whisper (small, medium, large-v3) y ver el progreso en tiempo real. La interfaz bloquea controles durante la transcripción y confirma el cierre si hay procesos activos.</w:t>
+        <w:t xml:space="preserve"> Una interfaz gráfica (</w:t>
+      </w:r>
+      <w:proofErr w:type="spellStart"/>
+      <w:r>
+        <w:t>Tkinter</w:t>
+      </w:r>
+      <w:proofErr w:type="spellEnd"/>
+      <w:r>
+        <w:t xml:space="preserve">, optimizada para </w:t>
+      </w:r>
+      <w:proofErr w:type="spellStart"/>
+      <w:r>
+        <w:t>HiDPI</w:t>
+      </w:r>
+      <w:proofErr w:type="spellEnd"/>
+      <w:r>
+        <w:t>) permite al usuario seleccionar audios, elegir una plantilla DOCX opcional, seleccionar el modelo Whisper (</w:t>
+      </w:r>
+      <w:proofErr w:type="spellStart"/>
+      <w:r>
+        <w:t>small</w:t>
+      </w:r>
+      <w:proofErr w:type="spellEnd"/>
+      <w:r>
+        <w:t xml:space="preserve">, </w:t>
+      </w:r>
+      <w:proofErr w:type="spellStart"/>
+      <w:r>
+        <w:t>medium</w:t>
+      </w:r>
+      <w:proofErr w:type="spellEnd"/>
+      <w:r>
+        <w:t>, large-v3) y ver el progreso en tiempo real. La interfaz bloquea controles durante la transcripción y confirma el cierre si hay procesos activos.</w:t>
       </w:r>
     </w:p>
     <w:p>
@@ -816,7 +857,15 @@
         <w:jc w:val="both"/>
       </w:pPr>
       <w:r>
-        <w:t xml:space="preserve">       * Utiliza modelos avanzados de OpenAI Whisper para la conversión de voz a texto.</w:t>
+        <w:t xml:space="preserve">       * Utiliza modelos avanzados de </w:t>
+      </w:r>
+      <w:proofErr w:type="spellStart"/>
+      <w:r>
+        <w:t>OpenAI</w:t>
+      </w:r>
+      <w:proofErr w:type="spellEnd"/>
+      <w:r>
+        <w:t xml:space="preserve"> Whisper para la conversión de voz a texto.</w:t>
       </w:r>
     </w:p>
     <w:p>
@@ -824,7 +873,15 @@
         <w:jc w:val="both"/>
       </w:pPr>
       <w:r>
-        <w:t xml:space="preserve">       * Faster-Whisper y Pyannote.audio se usan para una transcripción eficiente y la identificación de hablantes.</w:t>
+        <w:t xml:space="preserve">       * Faster-Whisper y </w:t>
+      </w:r>
+      <w:proofErr w:type="spellStart"/>
+      <w:r>
+        <w:t>Pyannote.audio</w:t>
+      </w:r>
+      <w:proofErr w:type="spellEnd"/>
+      <w:r>
+        <w:t xml:space="preserve"> se usan para una transcripción eficiente y la identificación de hablantes.</w:t>
       </w:r>
     </w:p>
     <w:p>
@@ -836,7 +893,15 @@
         <w:t xml:space="preserve">    </w:t>
       </w:r>
       <w:r>
-        <w:t>* La tarea principal de transcripción se ejecuta en un proceso separado en segundo plano (`worker.py`) (usando multiprocessing), para que la interfaz siga siendo fluida.</w:t>
+        <w:t xml:space="preserve">* La tarea principal de transcripción se ejecuta en un proceso separado en segundo plano (`worker.py`) (usando </w:t>
+      </w:r>
+      <w:proofErr w:type="spellStart"/>
+      <w:r>
+        <w:t>multiprocessing</w:t>
+      </w:r>
+      <w:proofErr w:type="spellEnd"/>
+      <w:r>
+        <w:t>), para que la interfaz siga siendo fluida.</w:t>
       </w:r>
     </w:p>
     <w:p>
@@ -902,7 +967,15 @@
         <w:jc w:val="both"/>
       </w:pPr>
       <w:r>
-        <w:t xml:space="preserve">       * La aplicación es portable y se inicia sin consola (a menudo mediante un script VBS), que activa su entorno</w:t>
+        <w:t xml:space="preserve">       * La aplicación es portable y se inicia sin consola (a menudo mediante un script </w:t>
+      </w:r>
+      <w:proofErr w:type="spellStart"/>
+      <w:r>
+        <w:t>VBS</w:t>
+      </w:r>
+      <w:proofErr w:type="spellEnd"/>
+      <w:r>
+        <w:t>), que activa su entorno</w:t>
       </w:r>
     </w:p>
     <w:p>
@@ -910,7 +983,15 @@
         <w:jc w:val="both"/>
       </w:pPr>
       <w:r>
-        <w:t xml:space="preserve">         virtual (whisper_env) y lanza la GUI.</w:t>
+        <w:t xml:space="preserve">         virtual (</w:t>
+      </w:r>
+      <w:proofErr w:type="spellStart"/>
+      <w:r>
+        <w:t>whisper_env</w:t>
+      </w:r>
+      <w:proofErr w:type="spellEnd"/>
+      <w:r>
+        <w:t>) y lanza la GUI.</w:t>
       </w:r>
     </w:p>
     <w:p>
@@ -951,12 +1032,44 @@
         <w:t>1</w:t>
       </w:r>
       <w:r>
-        <w:t>.0 integra el motor Grammatical Turn Engine Versión 1.0, el cual garantiza la integridad de la diarización mediante el análisis sintáctico de las interrogaciones, asignando automáticamente las respuestas a la víctima y las preguntas al profesional psicólogo/a.</w:t>
-      </w:r>
-    </w:p>
-    <w:p>
-      <w:r>
-        <w:t>Se incluye el Lexicón OSM Tarija para la normalización de direcciones y barrios institucionales.</w:t>
+        <w:t xml:space="preserve">.0 integra el motor </w:t>
+      </w:r>
+      <w:proofErr w:type="spellStart"/>
+      <w:r>
+        <w:t>Grammatical</w:t>
+      </w:r>
+      <w:proofErr w:type="spellEnd"/>
+      <w:r>
+        <w:t xml:space="preserve"> Turn </w:t>
+      </w:r>
+      <w:proofErr w:type="spellStart"/>
+      <w:r>
+        <w:t>Engine</w:t>
+      </w:r>
+      <w:proofErr w:type="spellEnd"/>
+      <w:r>
+        <w:t xml:space="preserve"> Versión 1.0, el cual garantiza la integridad de la </w:t>
+      </w:r>
+      <w:proofErr w:type="spellStart"/>
+      <w:r>
+        <w:t>diarización</w:t>
+      </w:r>
+      <w:proofErr w:type="spellEnd"/>
+      <w:r>
+        <w:t xml:space="preserve"> mediante el análisis sintáctico de las interrogaciones, asignando automáticamente las respuestas a la víctima y las preguntas al profesional psicólogo/a.</w:t>
+      </w:r>
+    </w:p>
+    <w:p>
+      <w:r>
+        <w:t xml:space="preserve">Se incluye el Lexicón </w:t>
+      </w:r>
+      <w:proofErr w:type="spellStart"/>
+      <w:r>
+        <w:t>OSM</w:t>
+      </w:r>
+      <w:proofErr w:type="spellEnd"/>
+      <w:r>
+        <w:t xml:space="preserve"> Tarija para la normalización de direcciones y barrios institucionales.</w:t>
       </w:r>
     </w:p>
     <w:p>
@@ -970,12 +1083,52 @@
       </w:pPr>
       <w:r>
         <w:lastRenderedPageBreak/>
-        <w:t>CONFIGURACIÓN DEL TOKEN (HUGGING FACE)</w:t>
-      </w:r>
-    </w:p>
-    <w:p>
-      <w:r>
-        <w:t>Para que el sistema pueda identificar voces automáticamente (Diarización), es obligatorio configurar un Token de acceso de Hugging Face. Este proceso es GRATUITO y solo se realiza una vez.</w:t>
+        <w:t>CONFIGURACIÓN DEL TOKEN (</w:t>
+      </w:r>
+      <w:proofErr w:type="spellStart"/>
+      <w:r>
+        <w:t>HUGGING</w:t>
+      </w:r>
+      <w:proofErr w:type="spellEnd"/>
+      <w:r>
+        <w:t xml:space="preserve"> </w:t>
+      </w:r>
+      <w:proofErr w:type="spellStart"/>
+      <w:r>
+        <w:t>FACE</w:t>
+      </w:r>
+      <w:proofErr w:type="spellEnd"/>
+      <w:r>
+        <w:t>)</w:t>
+      </w:r>
+    </w:p>
+    <w:p>
+      <w:r>
+        <w:t>Para que el sistema pueda identificar voces automáticamente (</w:t>
+      </w:r>
+      <w:proofErr w:type="spellStart"/>
+      <w:r>
+        <w:t>Diarización</w:t>
+      </w:r>
+      <w:proofErr w:type="spellEnd"/>
+      <w:r>
+        <w:t xml:space="preserve">), es obligatorio configurar un Token de acceso de </w:t>
+      </w:r>
+      <w:proofErr w:type="spellStart"/>
+      <w:r>
+        <w:t>Hugging</w:t>
+      </w:r>
+      <w:proofErr w:type="spellEnd"/>
+      <w:r>
+        <w:t xml:space="preserve"> </w:t>
+      </w:r>
+      <w:proofErr w:type="spellStart"/>
+      <w:r>
+        <w:t>Face</w:t>
+      </w:r>
+      <w:proofErr w:type="spellEnd"/>
+      <w:r>
+        <w:t>. Este proceso es GRATUITO y solo se realiza una vez.</w:t>
       </w:r>
     </w:p>
     <w:p>
@@ -998,7 +1151,15 @@
     </w:p>
     <w:p>
       <w:r>
-        <w:t>• Vaya a su Perfil &gt; Settings &gt; Access Tokens.</w:t>
+        <w:t xml:space="preserve">• Vaya a su Perfil &gt; </w:t>
+      </w:r>
+      <w:proofErr w:type="spellStart"/>
+      <w:r>
+        <w:t>Settings</w:t>
+      </w:r>
+      <w:proofErr w:type="spellEnd"/>
+      <w:r>
+        <w:t xml:space="preserve"> &gt; Access Tokens.</w:t>
       </w:r>
     </w:p>
     <w:p>
@@ -1020,14 +1181,88 @@
       </w:r>
     </w:p>
     <w:p>
+      <w:pPr>
+        <w:rPr>
+          <w:b/>
+          <w:bCs/>
+        </w:rPr>
+      </w:pPr>
       <w:r>
         <w:br/>
+      </w:r>
+      <w:r>
+        <w:rPr>
+          <w:b/>
+          <w:bCs/>
+        </w:rPr>
         <w:t>8. Inteligencia de Datos Aplicada</w:t>
       </w:r>
     </w:p>
     <w:p>
       <w:r>
         <w:t>- Léxico Nacional de Personas: Diccionario dinámico de 934 nombres y apellidos basado en frecuencia nacional e historial regional.</w:t>
+      </w:r>
+    </w:p>
+    <w:p/>
+    <w:p>
+      <w:pPr>
+        <w:pStyle w:val="Ttulo1"/>
+      </w:pPr>
+      <w:r>
+        <w:t>Funcionalidad de Arrastre (Drag &amp; Drop)</w:t>
+      </w:r>
+    </w:p>
+    <w:p>
+      <w:pPr>
+        <w:jc w:val="both"/>
+      </w:pPr>
+      <w:r>
+        <w:rPr>
+          <w:rFonts w:ascii="Arial" w:hAnsi="Arial"/>
+        </w:rPr>
+        <w:t>Para agilizar el flujo de trabajo institucional, la versión V1.0 permite seleccionar la carpeta de audios simplemente arrastrándola desde el explorador de Windows hacia la aplicación.</w:t>
+      </w:r>
+    </w:p>
+    <w:p>
+      <w:r>
+        <w:rPr>
+          <w:rFonts w:ascii="Arial" w:hAnsi="Arial"/>
+          <w:b/>
+        </w:rPr>
+        <w:br/>
+        <w:t>Pasos para utilizar esta función:</w:t>
+      </w:r>
+    </w:p>
+    <w:p>
+      <w:r>
+        <w:rPr>
+          <w:rFonts w:ascii="Arial" w:hAnsi="Arial"/>
+        </w:rPr>
+        <w:t>- Localice la carpeta que contiene los audios de la entrevista en su explorador de archivos.</w:t>
+      </w:r>
+    </w:p>
+    <w:p>
+      <w:r>
+        <w:rPr>
+          <w:rFonts w:ascii="Arial" w:hAnsi="Arial"/>
+        </w:rPr>
+        <w:t>- Haga clic sobre la carpeta y, sin soltar el botón, arrástrela hacia el campo "Carpeta de audios" de la aplicación.</w:t>
+      </w:r>
+    </w:p>
+    <w:p>
+      <w:r>
+        <w:rPr>
+          <w:rFonts w:ascii="Arial" w:hAnsi="Arial"/>
+        </w:rPr>
+        <w:t>- Suelte la carpeta. El sistema cargará automáticamente la ruta completa y le informará en la consola de eventos.</w:t>
+      </w:r>
+    </w:p>
+    <w:p>
+      <w:r>
+        <w:rPr>
+          <w:rFonts w:ascii="Arial" w:hAnsi="Arial"/>
+        </w:rPr>
+        <w:t>- Nota: Si arrastra un archivo de audio individual, el sistema seleccionará automáticamente la carpeta que lo contiene para facilitar la búsqueda masiva.</w:t>
       </w:r>
     </w:p>
     <w:sectPr>

--- a/📘 GUÍA INSTITUCIONAL.docx
+++ b/📘 GUÍA INSTITUCIONAL.docx
@@ -101,21 +101,12 @@
       <w:r>
         <w:t xml:space="preserve">El sistema utiliza tecnologías avanzadas de reconocimiento de voz basadas en </w:t>
       </w:r>
-      <w:proofErr w:type="spellStart"/>
-      <w:r>
-        <w:rPr>
-          <w:b/>
-          <w:bCs/>
-        </w:rPr>
-        <w:t>OpenAI</w:t>
-      </w:r>
-      <w:proofErr w:type="spellEnd"/>
-      <w:r>
-        <w:rPr>
-          <w:b/>
-          <w:bCs/>
-        </w:rPr>
-        <w:t xml:space="preserve"> Whisper</w:t>
+      <w:r>
+        <w:rPr>
+          <w:b/>
+          <w:bCs/>
+        </w:rPr>
+        <w:t>OpenAI Whisper</w:t>
       </w:r>
       <w:r>
         <w:t xml:space="preserve">, integradas en una </w:t>
@@ -395,8 +386,8 @@
         <w:tblLook w:val="04A0" w:firstRow="1" w:lastRow="0" w:firstColumn="1" w:lastColumn="0" w:noHBand="0" w:noVBand="1"/>
       </w:tblPr>
       <w:tblGrid>
-        <w:gridCol w:w="2574"/>
-        <w:gridCol w:w="3745"/>
+        <w:gridCol w:w="1506"/>
+        <w:gridCol w:w="7816"/>
       </w:tblGrid>
       <w:tr>
         <w:trPr>
@@ -464,7 +455,7 @@
           </w:tcPr>
           <w:p>
             <w:r>
-              <w:t>iniciar.vbs</w:t>
+              <w:t>Transcriptor.exe</w:t>
             </w:r>
           </w:p>
         </w:tc>
@@ -494,7 +485,7 @@
           </w:tcPr>
           <w:p>
             <w:r>
-              <w:t>ejecutar.bat</w:t>
+              <w:t>Transcriptor.exe</w:t>
             </w:r>
           </w:p>
         </w:tc>
@@ -524,7 +515,7 @@
           </w:tcPr>
           <w:p>
             <w:r>
-              <w:t>instalar_acceso_directo.ps1</w:t>
+              <w:t>Transcriptor.exe</w:t>
             </w:r>
           </w:p>
         </w:tc>
@@ -536,7 +527,7 @@
           </w:tcPr>
           <w:p>
             <w:r>
-              <w:t>Creación de acceso directo institucional</w:t>
+              <w:t>Punto de entrada único. Inicia la aplicación de forma blindada, silenciosa y profesional.</w:t>
             </w:r>
           </w:p>
         </w:tc>
@@ -547,17 +538,7 @@
         <w:jc w:val="both"/>
       </w:pPr>
       <w:r>
-        <w:t xml:space="preserve">El </w:t>
-      </w:r>
-      <w:r>
-        <w:rPr>
-          <w:b/>
-          <w:bCs/>
-        </w:rPr>
-        <w:t>usuario final solo debe interactuar con iniciar.vbs o el acceso directo</w:t>
-      </w:r>
-      <w:r>
-        <w:t>.</w:t>
+        <w:t>El usuario final solo debe interactuar con Transcriptor.exe o el acceso directo.</w:t>
       </w:r>
     </w:p>
     <w:p>
@@ -796,39 +777,7 @@
         <w:t>Interfaz (GUI):</w:t>
       </w:r>
       <w:r>
-        <w:t xml:space="preserve"> Una interfaz gráfica (</w:t>
-      </w:r>
-      <w:proofErr w:type="spellStart"/>
-      <w:r>
-        <w:t>Tkinter</w:t>
-      </w:r>
-      <w:proofErr w:type="spellEnd"/>
-      <w:r>
-        <w:t xml:space="preserve">, optimizada para </w:t>
-      </w:r>
-      <w:proofErr w:type="spellStart"/>
-      <w:r>
-        <w:t>HiDPI</w:t>
-      </w:r>
-      <w:proofErr w:type="spellEnd"/>
-      <w:r>
-        <w:t>) permite al usuario seleccionar audios, elegir una plantilla DOCX opcional, seleccionar el modelo Whisper (</w:t>
-      </w:r>
-      <w:proofErr w:type="spellStart"/>
-      <w:r>
-        <w:t>small</w:t>
-      </w:r>
-      <w:proofErr w:type="spellEnd"/>
-      <w:r>
-        <w:t xml:space="preserve">, </w:t>
-      </w:r>
-      <w:proofErr w:type="spellStart"/>
-      <w:r>
-        <w:t>medium</w:t>
-      </w:r>
-      <w:proofErr w:type="spellEnd"/>
-      <w:r>
-        <w:t>, large-v3) y ver el progreso en tiempo real. La interfaz bloquea controles durante la transcripción y confirma el cierre si hay procesos activos.</w:t>
+        <w:t xml:space="preserve"> Una interfaz gráfica (Tkinter, optimizada para HiDPI) permite al usuario seleccionar audios, elegir una plantilla DOCX opcional, seleccionar el modelo Whisper (small, medium, large-v3) y ver el progreso en tiempo real. La interfaz bloquea controles durante la transcripción y confirma el cierre si hay procesos activos.</w:t>
       </w:r>
     </w:p>
     <w:p>
@@ -857,15 +806,7 @@
         <w:jc w:val="both"/>
       </w:pPr>
       <w:r>
-        <w:t xml:space="preserve">       * Utiliza modelos avanzados de </w:t>
-      </w:r>
-      <w:proofErr w:type="spellStart"/>
-      <w:r>
-        <w:t>OpenAI</w:t>
-      </w:r>
-      <w:proofErr w:type="spellEnd"/>
-      <w:r>
-        <w:t xml:space="preserve"> Whisper para la conversión de voz a texto.</w:t>
+        <w:t xml:space="preserve">       * Utiliza modelos avanzados de OpenAI Whisper para la conversión de voz a texto.</w:t>
       </w:r>
     </w:p>
     <w:p>
@@ -873,15 +814,7 @@
         <w:jc w:val="both"/>
       </w:pPr>
       <w:r>
-        <w:t xml:space="preserve">       * Faster-Whisper y </w:t>
-      </w:r>
-      <w:proofErr w:type="spellStart"/>
-      <w:r>
-        <w:t>Pyannote.audio</w:t>
-      </w:r>
-      <w:proofErr w:type="spellEnd"/>
-      <w:r>
-        <w:t xml:space="preserve"> se usan para una transcripción eficiente y la identificación de hablantes.</w:t>
+        <w:t xml:space="preserve">       * Faster-Whisper y Pyannote.audio se usan para una transcripción eficiente y la identificación de hablantes.</w:t>
       </w:r>
     </w:p>
     <w:p>
@@ -893,15 +826,7 @@
         <w:t xml:space="preserve">    </w:t>
       </w:r>
       <w:r>
-        <w:t xml:space="preserve">* La tarea principal de transcripción se ejecuta en un proceso separado en segundo plano (`worker.py`) (usando </w:t>
-      </w:r>
-      <w:proofErr w:type="spellStart"/>
-      <w:r>
-        <w:t>multiprocessing</w:t>
-      </w:r>
-      <w:proofErr w:type="spellEnd"/>
-      <w:r>
-        <w:t>), para que la interfaz siga siendo fluida.</w:t>
+        <w:t>* La tarea principal de transcripción se ejecuta en un proceso separado en segundo plano (`worker.py`) (usando multiprocessing), para que la interfaz siga siendo fluida.</w:t>
       </w:r>
     </w:p>
     <w:p>
@@ -967,15 +892,7 @@
         <w:jc w:val="both"/>
       </w:pPr>
       <w:r>
-        <w:t xml:space="preserve">       * La aplicación es portable y se inicia sin consola (a menudo mediante un script </w:t>
-      </w:r>
-      <w:proofErr w:type="spellStart"/>
-      <w:r>
-        <w:t>VBS</w:t>
-      </w:r>
-      <w:proofErr w:type="spellEnd"/>
-      <w:r>
-        <w:t>), que activa su entorno</w:t>
+        <w:t xml:space="preserve">       * La aplicación es portable y se inicia sin consola (a menudo mediante un script VBS), que activa su entorno</w:t>
       </w:r>
     </w:p>
     <w:p>
@@ -983,15 +900,7 @@
         <w:jc w:val="both"/>
       </w:pPr>
       <w:r>
-        <w:t xml:space="preserve">         virtual (</w:t>
-      </w:r>
-      <w:proofErr w:type="spellStart"/>
-      <w:r>
-        <w:t>whisper_env</w:t>
-      </w:r>
-      <w:proofErr w:type="spellEnd"/>
-      <w:r>
-        <w:t>) y lanza la GUI.</w:t>
+        <w:t xml:space="preserve">         virtual (whisper_env) y lanza la GUI.</w:t>
       </w:r>
     </w:p>
     <w:p>
@@ -1021,7 +930,7 @@
         <w:pStyle w:val="Ttulo2"/>
       </w:pPr>
       <w:r>
-        <w:t>Especificaciones Forenses Versión 1.0</w:t>
+        <w:t>Especificaciones Versión 1.0</w:t>
       </w:r>
     </w:p>
     <w:p>
@@ -1032,44 +941,12 @@
         <w:t>1</w:t>
       </w:r>
       <w:r>
-        <w:t xml:space="preserve">.0 integra el motor </w:t>
-      </w:r>
-      <w:proofErr w:type="spellStart"/>
-      <w:r>
-        <w:t>Grammatical</w:t>
-      </w:r>
-      <w:proofErr w:type="spellEnd"/>
-      <w:r>
-        <w:t xml:space="preserve"> Turn </w:t>
-      </w:r>
-      <w:proofErr w:type="spellStart"/>
-      <w:r>
-        <w:t>Engine</w:t>
-      </w:r>
-      <w:proofErr w:type="spellEnd"/>
-      <w:r>
-        <w:t xml:space="preserve"> Versión 1.0, el cual garantiza la integridad de la </w:t>
-      </w:r>
-      <w:proofErr w:type="spellStart"/>
-      <w:r>
-        <w:t>diarización</w:t>
-      </w:r>
-      <w:proofErr w:type="spellEnd"/>
-      <w:r>
-        <w:t xml:space="preserve"> mediante el análisis sintáctico de las interrogaciones, asignando automáticamente las respuestas a la víctima y las preguntas al profesional psicólogo/a.</w:t>
-      </w:r>
-    </w:p>
-    <w:p>
-      <w:r>
-        <w:t xml:space="preserve">Se incluye el Lexicón </w:t>
-      </w:r>
-      <w:proofErr w:type="spellStart"/>
-      <w:r>
-        <w:t>OSM</w:t>
-      </w:r>
-      <w:proofErr w:type="spellEnd"/>
-      <w:r>
-        <w:t xml:space="preserve"> Tarija para la normalización de direcciones y barrios institucionales.</w:t>
+        <w:t>.0 integra el motor Grammatical Turn Engine Versión 1.0, el cual garantiza la integridad de la diarización mediante el análisis sintáctico de las interrogaciones, asignando automáticamente las respuestas a la víctima y las preguntas al profesional psicólogo/a.</w:t>
+      </w:r>
+    </w:p>
+    <w:p>
+      <w:r>
+        <w:t>Se incluye el Lexicón OSM Tarija para la normalización de direcciones y barrios institucionales.</w:t>
       </w:r>
     </w:p>
     <w:p>
@@ -1083,52 +960,12 @@
       </w:pPr>
       <w:r>
         <w:lastRenderedPageBreak/>
-        <w:t>CONFIGURACIÓN DEL TOKEN (</w:t>
-      </w:r>
-      <w:proofErr w:type="spellStart"/>
-      <w:r>
-        <w:t>HUGGING</w:t>
-      </w:r>
-      <w:proofErr w:type="spellEnd"/>
-      <w:r>
-        <w:t xml:space="preserve"> </w:t>
-      </w:r>
-      <w:proofErr w:type="spellStart"/>
-      <w:r>
-        <w:t>FACE</w:t>
-      </w:r>
-      <w:proofErr w:type="spellEnd"/>
-      <w:r>
-        <w:t>)</w:t>
-      </w:r>
-    </w:p>
-    <w:p>
-      <w:r>
-        <w:t>Para que el sistema pueda identificar voces automáticamente (</w:t>
-      </w:r>
-      <w:proofErr w:type="spellStart"/>
-      <w:r>
-        <w:t>Diarización</w:t>
-      </w:r>
-      <w:proofErr w:type="spellEnd"/>
-      <w:r>
-        <w:t xml:space="preserve">), es obligatorio configurar un Token de acceso de </w:t>
-      </w:r>
-      <w:proofErr w:type="spellStart"/>
-      <w:r>
-        <w:t>Hugging</w:t>
-      </w:r>
-      <w:proofErr w:type="spellEnd"/>
-      <w:r>
-        <w:t xml:space="preserve"> </w:t>
-      </w:r>
-      <w:proofErr w:type="spellStart"/>
-      <w:r>
-        <w:t>Face</w:t>
-      </w:r>
-      <w:proofErr w:type="spellEnd"/>
-      <w:r>
-        <w:t>. Este proceso es GRATUITO y solo se realiza una vez.</w:t>
+        <w:t>CONFIGURACIÓN DEL TOKEN (HUGGING FACE)</w:t>
+      </w:r>
+    </w:p>
+    <w:p>
+      <w:r>
+        <w:t>Para que el sistema pueda identificar voces automáticamente (Diarización), es obligatorio configurar un Token de acceso de Hugging Face. Este proceso es GRATUITO y solo se realiza una vez.</w:t>
       </w:r>
     </w:p>
     <w:p>
@@ -1151,15 +988,7 @@
     </w:p>
     <w:p>
       <w:r>
-        <w:t xml:space="preserve">• Vaya a su Perfil &gt; </w:t>
-      </w:r>
-      <w:proofErr w:type="spellStart"/>
-      <w:r>
-        <w:t>Settings</w:t>
-      </w:r>
-      <w:proofErr w:type="spellEnd"/>
-      <w:r>
-        <w:t xml:space="preserve"> &gt; Access Tokens.</w:t>
+        <w:t>• Vaya a su Perfil &gt; Settings &gt; Access Tokens.</w:t>
       </w:r>
     </w:p>
     <w:p>

--- a/📘 GUÍA INSTITUCIONAL.docx
+++ b/📘 GUÍA INSTITUCIONAL.docx
@@ -1395,6 +1395,78 @@
           <w:rFonts w:ascii="Arial" w:hAnsi="Arial"/>
         </w:rPr>
         <w:t>- Nota: Si arrastra un archivo de audio individual, el sistema seleccionará automáticamente la carpeta que lo contiene para facilitar la búsqueda masiva.</w:t>
+      </w:r>
+    </w:p>
+    <w:p>
+      <w:r>
+        <w:br w:type="page"/>
+      </w:r>
+    </w:p>
+    <w:p>
+      <w:pPr>
+        <w:jc w:val="center"/>
+      </w:pPr>
+      <w:r>
+        <w:rPr>
+          <w:rFonts w:ascii="Arial" w:hAnsi="Arial"/>
+          <w:b/>
+          <w:color w:val="023047"/>
+          <w:sz w:val="32"/>
+        </w:rPr>
+        <w:t>🚀 INSTRUCCIONES DE INSTALACIÓN MODULAR</w:t>
+      </w:r>
+    </w:p>
+    <w:p>
+      <w:r>
+        <w:rPr>
+          <w:b/>
+        </w:rPr>
+        <w:br/>
+        <w:t>Para garantizar una instalación eficiente de los componentes de Inteligencia Artificial (IA), siga estos pasos obligatorios:</w:t>
+        <w:br/>
+        <w:br/>
+      </w:r>
+    </w:p>
+    <w:p>
+      <w:r>
+        <w:t xml:space="preserve">1. </w:t>
+      </w:r>
+      <w:r>
+        <w:rPr>
+          <w:b/>
+        </w:rPr>
+        <w:t xml:space="preserve">Instalación Base: </w:t>
+      </w:r>
+      <w:r>
+        <w:t>Ejecute 'Transcriptor_Setup_Base.exe' para instalar la estructura del programa en C:\Transcriptor.</w:t>
+      </w:r>
+    </w:p>
+    <w:p>
+      <w:r>
+        <w:t xml:space="preserve">2. </w:t>
+      </w:r>
+      <w:r>
+        <w:rPr>
+          <w:b/>
+        </w:rPr>
+        <w:t xml:space="preserve">Copia del Motor (CRÍTICO): </w:t>
+      </w:r>
+      <w:r>
+        <w:t>Copie las carpetas 'whisper_env' y 'models_cache' desde su disco de distribución a la carpeta de instalación (C:\Transcriptor).</w:t>
+      </w:r>
+    </w:p>
+    <w:p>
+      <w:r>
+        <w:t xml:space="preserve">3. </w:t>
+      </w:r>
+      <w:r>
+        <w:rPr>
+          <w:b/>
+        </w:rPr>
+        <w:t xml:space="preserve">Inicio: </w:t>
+      </w:r>
+      <w:r>
+        <w:t>Use el acceso directo del escritorio para iniciar el sistema.</w:t>
       </w:r>
     </w:p>
     <w:sectPr>

--- a/📘 GUÍA INSTITUCIONAL.docx
+++ b/📘 GUÍA INSTITUCIONAL.docx
@@ -1439,6 +1439,78 @@
       </w:r>
       <w:r>
         <w:t>Ejecute 'Transcriptor_Setup_Base.exe' para instalar la estructura del programa en C:\Transcriptor.</w:t>
+      </w:r>
+    </w:p>
+    <w:p>
+      <w:r>
+        <w:t xml:space="preserve">2. </w:t>
+      </w:r>
+      <w:r>
+        <w:rPr>
+          <w:b/>
+        </w:rPr>
+        <w:t xml:space="preserve">Copia del Motor (CRÍTICO): </w:t>
+      </w:r>
+      <w:r>
+        <w:t>Copie las carpetas 'whisper_env' y 'models_cache' desde su disco de distribución a la carpeta de instalación (C:\Transcriptor).</w:t>
+      </w:r>
+    </w:p>
+    <w:p>
+      <w:r>
+        <w:t xml:space="preserve">3. </w:t>
+      </w:r>
+      <w:r>
+        <w:rPr>
+          <w:b/>
+        </w:rPr>
+        <w:t xml:space="preserve">Inicio: </w:t>
+      </w:r>
+      <w:r>
+        <w:t>Use el acceso directo del escritorio para iniciar el sistema.</w:t>
+      </w:r>
+    </w:p>
+    <w:p>
+      <w:r>
+        <w:br w:type="page"/>
+      </w:r>
+    </w:p>
+    <w:p>
+      <w:pPr>
+        <w:jc w:val="center"/>
+      </w:pPr>
+      <w:r>
+        <w:rPr>
+          <w:rFonts w:ascii="Arial" w:hAnsi="Arial"/>
+          <w:b/>
+          <w:color w:val="023047"/>
+          <w:sz w:val="32"/>
+        </w:rPr>
+        <w:t>🚀 INSTRUCCIONES DE INSTALACIÓN MODULAR</w:t>
+      </w:r>
+    </w:p>
+    <w:p>
+      <w:r>
+        <w:rPr>
+          <w:b/>
+        </w:rPr>
+        <w:br/>
+        <w:t>Para garantizar una instalación eficiente de los componentes de Inteligencia Artificial (IA), siga estos pasos obligatorios:</w:t>
+        <w:br/>
+        <w:br/>
+      </w:r>
+    </w:p>
+    <w:p>
+      <w:r>
+        <w:t xml:space="preserve">1. </w:t>
+      </w:r>
+      <w:r>
+        <w:rPr>
+          <w:b/>
+        </w:rPr>
+        <w:t xml:space="preserve">Instalación Base: </w:t>
+      </w:r>
+      <w:r>
+        <w:t>Ejecute 'Transcriptor_Setup.exe' para instalar la estructura del programa en C:\Transcriptor.</w:t>
       </w:r>
     </w:p>
     <w:p>

--- a/📘 GUÍA INSTITUCIONAL.docx
+++ b/📘 GUÍA INSTITUCIONAL.docx
@@ -103,21 +103,12 @@
       <w:r>
         <w:t xml:space="preserve">El sistema utiliza tecnologías avanzadas de reconocimiento de voz basadas en </w:t>
       </w:r>
-      <w:proofErr w:type="spellStart"/>
-      <w:r>
-        <w:rPr>
-          <w:b/>
-          <w:bCs/>
-        </w:rPr>
-        <w:t>OpenAI</w:t>
-      </w:r>
-      <w:proofErr w:type="spellEnd"/>
-      <w:r>
-        <w:rPr>
-          <w:b/>
-          <w:bCs/>
-        </w:rPr>
-        <w:t xml:space="preserve"> Whisper</w:t>
+      <w:r>
+        <w:rPr>
+          <w:b/>
+          <w:bCs/>
+        </w:rPr>
+        <w:t>OpenAI Whisper</w:t>
       </w:r>
       <w:r>
         <w:t xml:space="preserve">, integradas en una </w:t>
@@ -852,39 +843,7 @@
         <w:t>Interfaz (GUI):</w:t>
       </w:r>
       <w:r>
-        <w:t xml:space="preserve"> Una interfaz gráfica (</w:t>
-      </w:r>
-      <w:proofErr w:type="spellStart"/>
-      <w:r>
-        <w:t>Tkinter</w:t>
-      </w:r>
-      <w:proofErr w:type="spellEnd"/>
-      <w:r>
-        <w:t xml:space="preserve">, optimizada para </w:t>
-      </w:r>
-      <w:proofErr w:type="spellStart"/>
-      <w:r>
-        <w:t>HiDPI</w:t>
-      </w:r>
-      <w:proofErr w:type="spellEnd"/>
-      <w:r>
-        <w:t>) permite al usuario seleccionar audios, elegir una plantilla DOCX opcional, seleccionar el modelo Whisper (</w:t>
-      </w:r>
-      <w:proofErr w:type="spellStart"/>
-      <w:r>
-        <w:t>small</w:t>
-      </w:r>
-      <w:proofErr w:type="spellEnd"/>
-      <w:r>
-        <w:t xml:space="preserve">, </w:t>
-      </w:r>
-      <w:proofErr w:type="spellStart"/>
-      <w:r>
-        <w:t>medium</w:t>
-      </w:r>
-      <w:proofErr w:type="spellEnd"/>
-      <w:r>
-        <w:t>, large-v3) y ver el progreso en tiempo real. La interfaz bloquea controles durante la transcripción y confirma el cierre si hay procesos activos.</w:t>
+        <w:t xml:space="preserve"> Una interfaz gráfica (Tkinter, optimizada para HiDPI) permite al usuario seleccionar audios, elegir una plantilla DOCX opcional, seleccionar el modelo Whisper (small, medium, large-v3) y ver el progreso en tiempo real. La interfaz bloquea controles durante la transcripción y confirma el cierre si hay procesos activos.</w:t>
       </w:r>
     </w:p>
     <w:p>
@@ -913,31 +872,15 @@
         <w:jc w:val="both"/>
       </w:pPr>
       <w:r>
-        <w:t xml:space="preserve">       * Utiliza modelos avanzados de </w:t>
-      </w:r>
-      <w:proofErr w:type="spellStart"/>
-      <w:r>
-        <w:t>OpenAI</w:t>
-      </w:r>
-      <w:proofErr w:type="spellEnd"/>
-      <w:r>
-        <w:t xml:space="preserve"> Whisper para la conversión de voz a texto.</w:t>
-      </w:r>
-    </w:p>
-    <w:p>
-      <w:pPr>
-        <w:jc w:val="both"/>
-      </w:pPr>
-      <w:r>
-        <w:t xml:space="preserve">       * Faster-Whisper y </w:t>
-      </w:r>
-      <w:proofErr w:type="spellStart"/>
-      <w:r>
-        <w:t>Pyannote.audio</w:t>
-      </w:r>
-      <w:proofErr w:type="spellEnd"/>
-      <w:r>
-        <w:t xml:space="preserve"> se usan para una transcripción eficiente y la identificación de hablantes.</w:t>
+        <w:t xml:space="preserve">       * Utiliza modelos avanzados de OpenAI Whisper para la conversión de voz a texto.</w:t>
+      </w:r>
+    </w:p>
+    <w:p>
+      <w:pPr>
+        <w:jc w:val="both"/>
+      </w:pPr>
+      <w:r>
+        <w:t xml:space="preserve">       * Faster-Whisper y Pyannote.audio se usan para una transcripción eficiente y la identificación de hablantes.</w:t>
       </w:r>
     </w:p>
     <w:p>
@@ -949,15 +892,7 @@
         <w:t xml:space="preserve">    </w:t>
       </w:r>
       <w:r>
-        <w:t xml:space="preserve">* La tarea principal de transcripción se ejecuta en un proceso separado en segundo plano (`worker.py`) (usando </w:t>
-      </w:r>
-      <w:proofErr w:type="spellStart"/>
-      <w:r>
-        <w:t>multiprocessing</w:t>
-      </w:r>
-      <w:proofErr w:type="spellEnd"/>
-      <w:r>
-        <w:t>), para que la interfaz siga siendo fluida.</w:t>
+        <w:t>* La tarea principal de transcripción se ejecuta en un proceso separado en segundo plano (`worker.py`) (usando multiprocessing), para que la interfaz siga siendo fluida.</w:t>
       </w:r>
     </w:p>
     <w:p>
@@ -1023,31 +958,15 @@
         <w:jc w:val="both"/>
       </w:pPr>
       <w:r>
-        <w:t xml:space="preserve">       * La aplicación es portable y se inicia sin consola (a menudo mediante un script </w:t>
-      </w:r>
-      <w:proofErr w:type="spellStart"/>
-      <w:r>
-        <w:t>VBS</w:t>
-      </w:r>
-      <w:proofErr w:type="spellEnd"/>
-      <w:r>
-        <w:t>), que activa su entorno</w:t>
-      </w:r>
-    </w:p>
-    <w:p>
-      <w:pPr>
-        <w:jc w:val="both"/>
-      </w:pPr>
-      <w:r>
-        <w:t xml:space="preserve">         virtual (</w:t>
-      </w:r>
-      <w:proofErr w:type="spellStart"/>
-      <w:r>
-        <w:t>whisper_env</w:t>
-      </w:r>
-      <w:proofErr w:type="spellEnd"/>
-      <w:r>
-        <w:t>) y lanza la GUI.</w:t>
+        <w:t xml:space="preserve">       * La aplicación es portable y se inicia sin consola (a menudo mediante un script VBS), que activa su entorno</w:t>
+      </w:r>
+    </w:p>
+    <w:p>
+      <w:pPr>
+        <w:jc w:val="both"/>
+      </w:pPr>
+      <w:r>
+        <w:t xml:space="preserve">         virtual (whisper_env) y lanza la GUI.</w:t>
       </w:r>
     </w:p>
     <w:p>
@@ -1092,47 +1011,15 @@
         <w:t>1</w:t>
       </w:r>
       <w:r>
-        <w:t xml:space="preserve">.0 integra el motor </w:t>
-      </w:r>
-      <w:proofErr w:type="spellStart"/>
-      <w:r>
-        <w:t>Grammatical</w:t>
-      </w:r>
-      <w:proofErr w:type="spellEnd"/>
-      <w:r>
-        <w:t xml:space="preserve"> Turn </w:t>
-      </w:r>
-      <w:proofErr w:type="spellStart"/>
-      <w:r>
-        <w:t>Engine</w:t>
-      </w:r>
-      <w:proofErr w:type="spellEnd"/>
-      <w:r>
-        <w:t xml:space="preserve"> Versión 1.0, el cual garantiza la integridad de la </w:t>
-      </w:r>
-      <w:proofErr w:type="spellStart"/>
-      <w:r>
-        <w:t>diarización</w:t>
-      </w:r>
-      <w:proofErr w:type="spellEnd"/>
-      <w:r>
-        <w:t xml:space="preserve"> mediante el análisis sintáctico de las interrogaciones, asignando automáticamente las respuestas a la víctima y las preguntas al profesional psicólogo/a.</w:t>
-      </w:r>
-    </w:p>
-    <w:p>
-      <w:pPr>
-        <w:jc w:val="both"/>
-      </w:pPr>
-      <w:r>
-        <w:t xml:space="preserve">Se incluye el Lexicón </w:t>
-      </w:r>
-      <w:proofErr w:type="spellStart"/>
-      <w:r>
-        <w:t>OSM</w:t>
-      </w:r>
-      <w:proofErr w:type="spellEnd"/>
-      <w:r>
-        <w:t xml:space="preserve"> Tarija para la normalización de direcciones y barrios institucionales.</w:t>
+        <w:t>.0 integra el motor Grammatical Turn Engine Versión 1.0, el cual garantiza la integridad de la diarización mediante el análisis sintáctico de las interrogaciones, asignando automáticamente las respuestas a la víctima y las preguntas al profesional psicólogo/a.</w:t>
+      </w:r>
+    </w:p>
+    <w:p>
+      <w:pPr>
+        <w:jc w:val="both"/>
+      </w:pPr>
+      <w:r>
+        <w:t>Se incluye el Lexicón OSM Tarija para la normalización de direcciones y barrios institucionales.</w:t>
       </w:r>
     </w:p>
     <w:p>
@@ -1171,55 +1058,15 @@
       </w:pPr>
       <w:r>
         <w:lastRenderedPageBreak/>
-        <w:t>CONFIGURACIÓN DEL TOKEN (</w:t>
-      </w:r>
-      <w:proofErr w:type="spellStart"/>
-      <w:r>
-        <w:t>HUGGING</w:t>
-      </w:r>
-      <w:proofErr w:type="spellEnd"/>
-      <w:r>
-        <w:t xml:space="preserve"> </w:t>
-      </w:r>
-      <w:proofErr w:type="spellStart"/>
-      <w:r>
-        <w:t>FACE</w:t>
-      </w:r>
-      <w:proofErr w:type="spellEnd"/>
-      <w:r>
-        <w:t>)</w:t>
-      </w:r>
-    </w:p>
-    <w:p>
-      <w:pPr>
-        <w:jc w:val="both"/>
-      </w:pPr>
-      <w:r>
-        <w:t>Para que el sistema pueda identificar voces automáticamente (</w:t>
-      </w:r>
-      <w:proofErr w:type="spellStart"/>
-      <w:r>
-        <w:t>Diarización</w:t>
-      </w:r>
-      <w:proofErr w:type="spellEnd"/>
-      <w:r>
-        <w:t xml:space="preserve">), es obligatorio configurar un Token de acceso de </w:t>
-      </w:r>
-      <w:proofErr w:type="spellStart"/>
-      <w:r>
-        <w:t>Hugging</w:t>
-      </w:r>
-      <w:proofErr w:type="spellEnd"/>
-      <w:r>
-        <w:t xml:space="preserve"> </w:t>
-      </w:r>
-      <w:proofErr w:type="spellStart"/>
-      <w:r>
-        <w:t>Face</w:t>
-      </w:r>
-      <w:proofErr w:type="spellEnd"/>
-      <w:r>
-        <w:t>. Este proceso es GRATUITO y solo se realiza una vez.</w:t>
+        <w:t>CONFIGURACIÓN DEL TOKEN (HUGGING FACE)</w:t>
+      </w:r>
+    </w:p>
+    <w:p>
+      <w:pPr>
+        <w:jc w:val="both"/>
+      </w:pPr>
+      <w:r>
+        <w:t>Para que el sistema pueda identificar voces automáticamente (Diarización), es obligatorio configurar un Token de acceso de Hugging Face. Este proceso es GRATUITO y solo se realiza una vez.</w:t>
       </w:r>
     </w:p>
     <w:p>
@@ -1252,15 +1099,7 @@
         <w:jc w:val="both"/>
       </w:pPr>
       <w:r>
-        <w:t xml:space="preserve">• Vaya a su Perfil &gt; </w:t>
-      </w:r>
-      <w:proofErr w:type="spellStart"/>
-      <w:r>
-        <w:t>Settings</w:t>
-      </w:r>
-      <w:proofErr w:type="spellEnd"/>
-      <w:r>
-        <w:t xml:space="preserve"> &gt; Access Tokens.</w:t>
+        <w:t>• Vaya a su Perfil &gt; Settings &gt; Access Tokens.</w:t>
       </w:r>
     </w:p>
     <w:p>
@@ -1413,6 +1252,7 @@
           <w:color w:val="023047"/>
           <w:sz w:val="32"/>
         </w:rPr>
+        <w:lastRenderedPageBreak/>
         <w:t>🚀 INSTRUCCIONES DE INSTALACIÓN MODULAR</w:t>
       </w:r>
     </w:p>
@@ -1423,7 +1263,17 @@
         </w:rPr>
         <w:br/>
         <w:t>Para garantizar una instalación eficiente de los componentes de Inteligencia Artificial (IA), siga estos pasos obligatorios:</w:t>
+      </w:r>
+      <w:r>
+        <w:rPr>
+          <w:b/>
+        </w:rPr>
         <w:br/>
+      </w:r>
+      <w:r>
+        <w:rPr>
+          <w:b/>
+        </w:rPr>
         <w:br/>
       </w:r>
     </w:p>
@@ -1438,7 +1288,7 @@
         <w:t xml:space="preserve">Instalación Base: </w:t>
       </w:r>
       <w:r>
-        <w:t>Ejecute 'Transcriptor_Setup_Base.exe' para instalar la estructura del programa en C:\Transcriptor.</w:t>
+        <w:t>Ejecute 'Transcriptor_Setup.exe' para instalar la estructura del programa en C:\Transcriptor.</w:t>
       </w:r>
     </w:p>
     <w:p>
@@ -1485,6 +1335,7 @@
           <w:color w:val="023047"/>
           <w:sz w:val="32"/>
         </w:rPr>
+        <w:lastRenderedPageBreak/>
         <w:t>🚀 INSTRUCCIONES DE INSTALACIÓN MODULAR</w:t>
       </w:r>
     </w:p>
@@ -1495,7 +1346,17 @@
         </w:rPr>
         <w:br/>
         <w:t>Para garantizar una instalación eficiente de los componentes de Inteligencia Artificial (IA), siga estos pasos obligatorios:</w:t>
+      </w:r>
+      <w:r>
+        <w:rPr>
+          <w:b/>
+        </w:rPr>
         <w:br/>
+      </w:r>
+      <w:r>
+        <w:rPr>
+          <w:b/>
+        </w:rPr>
         <w:br/>
       </w:r>
     </w:p>
@@ -3046,6 +2907,7 @@
   <w:style w:type="character" w:default="1" w:styleId="Fuentedeprrafopredeter">
     <w:name w:val="Default Paragraph Font"/>
     <w:uiPriority w:val="1"/>
+    <w:semiHidden/>
     <w:unhideWhenUsed/>
   </w:style>
   <w:style w:type="table" w:default="1" w:styleId="Tablanormal">
